--- a/02_Project_Portfolio/Master_Project_Portfolio_AB.docx
+++ b/02_Project_Portfolio/Master_Project_Portfolio_AB.docx
@@ -54,7 +54,7 @@
         <w:pStyle w:val="BodyText"/>
       </w:pPr>
       <w:r>
-        <w:t xml:space="preserve">Engineering &amp; Research Mentoring Program (Lucero) · Phiên bản 1.6.0 · 2026-08-23</w:t>
+        <w:t xml:space="preserve">Engineering &amp; Research Mentoring Program (Lucero) · Phiên bản 1.7.0 · 2026-08-23</w:t>
       </w:r>
     </w:p>
     <w:p>

--- a/02_Project_Portfolio/Master_Project_Portfolio_AB.docx
+++ b/02_Project_Portfolio/Master_Project_Portfolio_AB.docx
@@ -54,7 +54,7 @@
         <w:pStyle w:val="BodyText"/>
       </w:pPr>
       <w:r>
-        <w:t xml:space="preserve">Engineering &amp; Research Mentoring Program (Lucero) · Phiên bản 1.7.0 · 2026-08-23</w:t>
+        <w:t xml:space="preserve">Engineering &amp; Research Mentoring Program (Lucero) · Phiên bản 1.8.0 · 2026-09-02</w:t>
       </w:r>
     </w:p>
     <w:p>

--- a/02_Project_Portfolio/Master_Project_Portfolio_AB.docx
+++ b/02_Project_Portfolio/Master_Project_Portfolio_AB.docx
@@ -54,7 +54,7 @@
         <w:pStyle w:val="BodyText"/>
       </w:pPr>
       <w:r>
-        <w:t xml:space="preserve">Engineering &amp; Research Mentoring Program (Lucero) · Phiên bản 1.8.0 · 2026-09-02</w:t>
+        <w:t xml:space="preserve">Engineering &amp; Research Mentoring Program (Lucero) · Phiên bản 1.9.0 · 2026-09-02</w:t>
       </w:r>
     </w:p>
     <w:p>

--- a/02_Project_Portfolio/Master_Project_Portfolio_AB.docx
+++ b/02_Project_Portfolio/Master_Project_Portfolio_AB.docx
@@ -54,7 +54,7 @@
         <w:pStyle w:val="BodyText"/>
       </w:pPr>
       <w:r>
-        <w:t xml:space="preserve">Engineering &amp; Research Mentoring Program (Lucero) · Phiên bản 1.9.0 · 2026-09-02</w:t>
+        <w:t xml:space="preserve">Engineering &amp; Research Mentoring Program (Lucero) · Phiên bản 1.10.0 · 2026-09-04</w:t>
       </w:r>
     </w:p>
     <w:p>
